--- a/referat/Реферат_Шарипов_исправленный.docx
+++ b/referat/Реферат_Шарипов_исправленный.docx
@@ -17,7 +17,7 @@
           <w:color w:val="000000"/>
           <w:sz w:val="28"/>
         </w:rPr>
-        <w:t>Федеральное государственное образовательное учреждение</w:t>
+        <w:t>ФЕДЕРАЛЬНОЕ ГОСУДАРСТВЕННОЕ ОБРАЗОВАТЕЛЬНОЕ УЧРЕЖДЕНИЕ</w:t>
       </w:r>
     </w:p>
     <w:p>
@@ -35,7 +35,7 @@
           <w:color w:val="000000"/>
           <w:sz w:val="28"/>
         </w:rPr>
-        <w:t>высшего профессионального образования</w:t>
+        <w:t>ВЫСШЕГО ПРОФЕССИОНАЛЬНОГО ОБРАЗОВАНИЯ</w:t>
       </w:r>
     </w:p>
     <w:p>
@@ -53,7 +53,7 @@
           <w:color w:val="000000"/>
           <w:sz w:val="28"/>
         </w:rPr>
-        <w:t>«Санкт-Петербургский государственный университет» (СПбГУ)</w:t>
+        <w:t>«САНКТ-ПЕТЕРБУРГСКИЙ ГОСУДАРСТВЕННЫЙ УНИВЕРСИТЕТ» (СПбГУ)</w:t>
       </w:r>
     </w:p>
     <w:p>
@@ -1259,7 +1259,7 @@
           <w:color w:val="000000"/>
           <w:sz w:val="28"/>
         </w:rPr>
-        <w:t>Симптоматично, что отечественные разработки в области мотивации стремились преодолеть психологический индивидуализм исходных западных схем. Предпринятая в управленческой литературе попытка дополнить иерархию А. Маслоу — условно называемая «Маслоу плюс» — опиралась на идеи В. И. Бовыкина, О. С. Анисимова и А. Н. Леонтьева и была направлена на то, чтобы связать индивидуальные потребности с системой социально-трудовых отношений и интересов предприятия [2; 8]. Этот сдвиг от изолированного индивида к работнику как участнику социальных отношений представляется принципиальным: он переводит проблему мотивации из психологии личности в плоскость социологии труда.</w:t>
+        <w:t>Симптоматично, что отечественные разработки в области мотивации стремились преодолеть психологический индивидуализм исходных западных схем. Предпринятая в управленческой литературе попытка дополнить иерархию А. Маслоу — условно называемая «Маслоу плюс» — опиралась на идеи В. И. Бовыкина, О. С. Анисимова и А. Н. Леонтьева и была направлена на то, чтобы связать индивидуальные потребности с системой социально-трудовых отношений и интересов предприятия [1; 2; 8]. Этот сдвиг от изолированного индивида к работнику как участнику социальных отношений представляется принципиальным: он переводит проблему мотивации из психологии личности в плоскость социологии труда.</w:t>
       </w:r>
     </w:p>
     <w:p>
